--- a/tutorials/notes/HPCC.docx
+++ b/tutorials/notes/HPCC.docx
@@ -51,31 +51,16 @@
         <w:spacing w:after="0"/>
       </w:pPr>
       <w:r>
-        <w:t xml:space="preserve">ssh </w:t>
-      </w:r>
-      <w:proofErr w:type="gramStart"/>
-      <w:r>
-        <w:t>lac-###</w:t>
-      </w:r>
-      <w:proofErr w:type="gramEnd"/>
-    </w:p>
-    <w:p>
-      <w:pPr>
-        <w:spacing w:after="0"/>
-      </w:pPr>
-      <w:proofErr w:type="spellStart"/>
-      <w:r>
-        <w:t>htop</w:t>
-      </w:r>
-      <w:proofErr w:type="spellEnd"/>
-      <w:r>
-        <w:t xml:space="preserve"> -u </w:t>
-      </w:r>
-      <w:proofErr w:type="spellStart"/>
-      <w:r>
-        <w:t>belinsky</w:t>
-      </w:r>
-      <w:proofErr w:type="spellEnd"/>
+        <w:t>ssh lac-###</w:t>
+      </w:r>
+    </w:p>
+    <w:p>
+      <w:pPr>
+        <w:spacing w:after="0"/>
+      </w:pPr>
+      <w:r>
+        <w:t>htop -u belinsky</w:t>
+      </w:r>
     </w:p>
     <w:p>
       <w:pPr>
@@ -105,15 +90,7 @@
         <w:spacing w:after="0"/>
       </w:pPr>
       <w:r>
-        <w:t xml:space="preserve">ssh-keygen -t </w:t>
-      </w:r>
-      <w:proofErr w:type="spellStart"/>
-      <w:r>
-        <w:t>rsa</w:t>
-      </w:r>
-      <w:proofErr w:type="spellEnd"/>
-      <w:r>
-        <w:t xml:space="preserve"> -b 4096</w:t>
+        <w:t>ssh-keygen -t rsa -b 4096</w:t>
       </w:r>
     </w:p>
     <w:p>
@@ -135,13 +112,8 @@
       <w:r>
         <w:t>hpcc.msu.edu</w:t>
       </w:r>
-      <w:proofErr w:type="gramStart"/>
-      <w:r>
-        <w:t xml:space="preserve">   (</w:t>
-      </w:r>
-      <w:proofErr w:type="gramEnd"/>
-      <w:r>
-        <w:t>part in red unsure about)</w:t>
+      <w:r>
+        <w:t xml:space="preserve">   (part in red unsure about)</w:t>
       </w:r>
     </w:p>
     <w:p>
@@ -176,76 +148,115 @@
       <w:pPr>
         <w:spacing w:after="0"/>
       </w:pPr>
-      <w:proofErr w:type="spellStart"/>
       <w:r>
         <w:t>scp</w:t>
       </w:r>
-      <w:proofErr w:type="spellEnd"/>
       <w:r>
         <w:t xml:space="preserve"> </w:t>
       </w:r>
       <w:r>
-        <w:t>~/.ssh/</w:t>
-      </w:r>
-      <w:proofErr w:type="spellStart"/>
-      <w:r>
-        <w:t>myKey_pub</w:t>
-      </w:r>
-      <w:proofErr w:type="spellEnd"/>
+        <w:t xml:space="preserve">~/.ssh/myKey_pub </w:t>
+      </w:r>
+      <w:r>
+        <w:t xml:space="preserve">username@hpcc.msu.edu:example.txt </w:t>
+      </w:r>
+      <w:r>
+        <w:t>~</w:t>
+      </w:r>
+      <w:r>
+        <w:t>/</w:t>
+      </w:r>
+      <w:r>
+        <w:t>ssh/myKeyCopy.pub</w:t>
+      </w:r>
+    </w:p>
+    <w:p>
+      <w:pPr>
+        <w:spacing w:after="0"/>
+      </w:pPr>
+    </w:p>
+    <w:p>
+      <w:pPr>
+        <w:spacing w:after="0"/>
+      </w:pPr>
+      <w:r>
+        <w:t>Append public key to authorized_keys</w:t>
+      </w:r>
+    </w:p>
+    <w:p>
+      <w:pPr>
+        <w:spacing w:after="0"/>
+      </w:pPr>
+      <w:r>
+        <w:t xml:space="preserve">cat </w:t>
+      </w:r>
+      <w:r>
+        <w:t>myKeyCopy.pub &gt;&gt; authorized_keys</w:t>
+      </w:r>
+    </w:p>
+    <w:p>
+      <w:pPr>
+        <w:spacing w:after="0"/>
+      </w:pPr>
+    </w:p>
+    <w:p>
+      <w:pPr>
+        <w:spacing w:after="0"/>
+        <w:rPr>
+          <w:b/>
+          <w:bCs/>
+          <w:u w:val="single"/>
+        </w:rPr>
+      </w:pPr>
+      <w:r>
+        <w:rPr>
+          <w:b/>
+          <w:bCs/>
+          <w:u w:val="single"/>
+        </w:rPr>
+        <w:t>Using R 4.4.1:</w:t>
+      </w:r>
+    </w:p>
+    <w:p>
+      <w:pPr>
+        <w:spacing w:after="0"/>
+      </w:pPr>
+      <w:r>
+        <w:t xml:space="preserve">module load </w:t>
+      </w:r>
+      <w:r>
+        <w:t>R/4.4.1</w:t>
+      </w:r>
       <w:r>
         <w:t xml:space="preserve"> </w:t>
       </w:r>
-      <w:proofErr w:type="gramStart"/>
-      <w:r>
-        <w:t>username@hpcc.msu.edu:example.txt</w:t>
-      </w:r>
-      <w:proofErr w:type="gramEnd"/>
+      <w:r>
+        <w:t>UDUNITS/2.2.28-GCCcore-13.2.0</w:t>
+      </w:r>
       <w:r>
         <w:t xml:space="preserve"> </w:t>
       </w:r>
       <w:r>
-        <w:t>~</w:t>
-      </w:r>
-      <w:r>
-        <w:t>/</w:t>
-      </w:r>
-      <w:r>
-        <w:t>ssh/myKeyCopy.pub</w:t>
-      </w:r>
-    </w:p>
-    <w:p>
-      <w:pPr>
-        <w:spacing w:after="0"/>
-      </w:pPr>
-    </w:p>
-    <w:p>
-      <w:pPr>
-        <w:spacing w:after="0"/>
-      </w:pPr>
-      <w:r>
-        <w:t xml:space="preserve">Append public key to </w:t>
-      </w:r>
-      <w:proofErr w:type="spellStart"/>
-      <w:r>
-        <w:t>authorized_keys</w:t>
-      </w:r>
-      <w:proofErr w:type="spellEnd"/>
-    </w:p>
-    <w:p>
-      <w:pPr>
-        <w:spacing w:after="0"/>
-      </w:pPr>
-      <w:r>
-        <w:t xml:space="preserve">cat </w:t>
-      </w:r>
-      <w:r>
-        <w:t xml:space="preserve">myKeyCopy.pub &gt;&gt; </w:t>
-      </w:r>
-      <w:proofErr w:type="spellStart"/>
-      <w:r>
-        <w:t>authorized_keys</w:t>
-      </w:r>
-      <w:proofErr w:type="spellEnd"/>
+        <w:t>GDAL/3.9.0-foss-2023b</w:t>
+      </w:r>
+      <w:r>
+        <w:t xml:space="preserve"> </w:t>
+      </w:r>
+      <w:r>
+        <w:t>CMake/3.27.6-GCCcore-13.2.0</w:t>
+      </w:r>
+      <w:r>
+        <w:t xml:space="preserve"> imkl/2023.2.0</w:t>
+      </w:r>
+      <w:r>
+        <w:t xml:space="preserve"> </w:t>
+      </w:r>
+      <w:r>
+        <w:t>BLIS/0.9.0-GCC-13.2.0</w:t>
+      </w:r>
+      <w:r>
+        <w:t xml:space="preserve"> </w:t>
+      </w:r>
     </w:p>
     <w:p>
       <w:pPr>
@@ -267,7 +278,23 @@
           <w:bCs/>
           <w:u w:val="single"/>
         </w:rPr>
-        <w:t>Using R 4.4.1:</w:t>
+        <w:t>Using R 4.4.2:</w:t>
+      </w:r>
+      <w:r>
+        <w:rPr>
+          <w:b/>
+          <w:bCs/>
+          <w:u w:val="single"/>
+        </w:rPr>
+        <w:t xml:space="preserve"> (don’t need BLIS, IMKL</w:t>
+      </w:r>
+      <w:r>
+        <w:rPr>
+          <w:b/>
+          <w:bCs/>
+          <w:u w:val="single"/>
+        </w:rPr>
+        <w:t>, FLEXIBLAS)</w:t>
       </w:r>
     </w:p>
     <w:p>
@@ -278,12 +305,55 @@
         <w:t xml:space="preserve">module load </w:t>
       </w:r>
       <w:r>
-        <w:t>R/4.4.1</w:t>
+        <w:t>UDUNITS/2.2.28-GCCcore-13.2.0</w:t>
       </w:r>
       <w:r>
         <w:t xml:space="preserve"> </w:t>
       </w:r>
       <w:r>
+        <w:t>GDAL/3.9.0-foss-2023b</w:t>
+      </w:r>
+      <w:r>
+        <w:t xml:space="preserve"> </w:t>
+      </w:r>
+      <w:r>
+        <w:t>CMake/3.27.6-GCCcore-13.2.0</w:t>
+      </w:r>
+      <w:r>
+        <w:t xml:space="preserve"> imkl/2023.2.0 </w:t>
+      </w:r>
+      <w:r>
+        <w:t>BLIS/0.9.0-GCC-13.2.0</w:t>
+      </w:r>
+      <w:r>
+        <w:t xml:space="preserve"> libiconv/1.17-GCCcore-13.2.0 </w:t>
+      </w:r>
+      <w:r>
+        <w:t>Java/21.0.2</w:t>
+      </w:r>
+      <w:r>
+        <w:t xml:space="preserve"> </w:t>
+      </w:r>
+      <w:r>
+        <w:t>FlexiBLAS/3.3.1-GCC-13.2.0</w:t>
+      </w:r>
+      <w:r>
+        <w:t xml:space="preserve"> powertools</w:t>
+      </w:r>
+    </w:p>
+    <w:p>
+      <w:pPr>
+        <w:spacing w:after="0"/>
+      </w:pPr>
+    </w:p>
+    <w:p>
+      <w:pPr>
+        <w:spacing w:after="0"/>
+      </w:pPr>
+      <w:r>
+        <w:t xml:space="preserve">module load </w:t>
+      </w:r>
+      <w:r>
         <w:t>UDUNITS/2.2.28-GCCcore-13.2.0</w:t>
       </w:r>
       <w:r>
@@ -295,42 +365,349 @@
       <w:r>
         <w:t xml:space="preserve"> </w:t>
       </w:r>
-      <w:proofErr w:type="spellStart"/>
-      <w:r>
-        <w:t>CMake</w:t>
-      </w:r>
-      <w:proofErr w:type="spellEnd"/>
-      <w:r>
-        <w:t>/3.27.6-GCCcore-13.2.0</w:t>
-      </w:r>
-      <w:r>
+      <w:r>
+        <w:t>CMake/3.27.6-GCCcore-13.2.0</w:t>
+      </w:r>
+      <w:r>
+        <w:t xml:space="preserve"> libiconv/1.17-GCCcore-13.2.0 </w:t>
+      </w:r>
+      <w:r>
+        <w:t>Java/21.0.2</w:t>
+      </w:r>
+      <w:r>
+        <w:t xml:space="preserve"> powertools</w:t>
+      </w:r>
+    </w:p>
+    <w:p>
+      <w:pPr>
+        <w:spacing w:after="0"/>
+      </w:pPr>
+    </w:p>
+    <w:p>
+      <w:pPr>
+        <w:spacing w:after="0"/>
+      </w:pPr>
+    </w:p>
+    <w:p>
+      <w:pPr>
+        <w:spacing w:after="0"/>
+      </w:pPr>
+      <w:r>
+        <w:t>export PATH=$HOME/R/bin:$PATH</w:t>
+      </w:r>
+    </w:p>
+    <w:p>
+      <w:pPr>
+        <w:spacing w:after="0"/>
+      </w:pPr>
+    </w:p>
+    <w:p>
+      <w:pPr>
+        <w:spacing w:after="0"/>
+      </w:pPr>
+      <w:r>
+        <w:t xml:space="preserve">Need </w:t>
+      </w:r>
+      <w:r>
+        <w:t>in batch</w:t>
+      </w:r>
+      <w:r>
+        <w:t xml:space="preserve"> job (not sure why or when this is needed…)</w:t>
+      </w:r>
+    </w:p>
+    <w:p>
+      <w:pPr>
+        <w:spacing w:after="0"/>
+        <w:rPr>
+          <w:b/>
+          <w:bCs/>
+          <w:u w:val="single"/>
+        </w:rPr>
+      </w:pPr>
+      <w:r>
+        <w:rPr>
+          <w:b/>
+          <w:bCs/>
+          <w:u w:val="single"/>
+        </w:rPr>
+        <w:t>Other Stuff</w:t>
+      </w:r>
+    </w:p>
+    <w:p>
+      <w:pPr>
+        <w:spacing w:after="0"/>
+      </w:pPr>
+      <w:r>
+        <w:t>#sed: replace s/this/with_this/globally</w:t>
+      </w:r>
+    </w:p>
+    <w:p>
+      <w:pPr>
+        <w:spacing w:after="0"/>
+      </w:pPr>
+    </w:p>
+    <w:p>
+      <w:pPr>
+        <w:spacing w:after="0"/>
+      </w:pPr>
+      <w:r>
+        <w:t># write each opt$objective to a .chk file -- target: prereq --  $&lt;: prerequisite, $@: target</w:t>
+      </w:r>
+    </w:p>
+    <w:p>
+      <w:pPr>
+        <w:spacing w:after="0"/>
+      </w:pPr>
+    </w:p>
+    <w:p>
+      <w:pPr>
+        <w:spacing w:after="0"/>
+      </w:pPr>
+      <w:r>
+        <w:t>f</w:t>
+      </w:r>
+      <w:r>
+        <w:t>ind $(pwd) -type f -regex '.*chp[123]/.*_RTMB\.R'</w:t>
+      </w:r>
+      <w:r>
+        <w:t>)</w:t>
+      </w:r>
+    </w:p>
+    <w:p>
+      <w:pPr>
+        <w:spacing w:after="0"/>
+      </w:pPr>
+    </w:p>
+    <w:p>
+      <w:pPr>
+        <w:spacing w:after="0"/>
+      </w:pPr>
+      <w:r>
+        <w:t># save and restore your module setup</w:t>
+      </w:r>
+    </w:p>
+    <w:p>
+      <w:pPr>
+        <w:spacing w:after="0"/>
+      </w:pPr>
+      <w:r>
+        <w:t>module save r</w:t>
+      </w:r>
+    </w:p>
+    <w:p>
+      <w:pPr>
+        <w:spacing w:after="0"/>
+      </w:pPr>
+      <w:r>
+        <w:t>module restore r</w:t>
+      </w:r>
+    </w:p>
+    <w:p>
+      <w:pPr>
+        <w:spacing w:after="0"/>
+      </w:pPr>
+    </w:p>
+    <w:p>
+      <w:pPr>
+        <w:spacing w:after="0"/>
+        <w:rPr>
+          <w:b/>
+          <w:bCs/>
+          <w:u w:val="single"/>
+        </w:rPr>
+      </w:pPr>
+      <w:r>
+        <w:rPr>
+          <w:b/>
+          <w:bCs/>
+          <w:u w:val="single"/>
+        </w:rPr>
+        <w:t>Install</w:t>
+      </w:r>
+      <w:r>
+        <w:rPr>
+          <w:b/>
+          <w:bCs/>
+          <w:u w:val="single"/>
+        </w:rPr>
+        <w:t>ing</w:t>
+      </w:r>
+      <w:r>
+        <w:rPr>
+          <w:b/>
+          <w:bCs/>
+          <w:u w:val="single"/>
+        </w:rPr>
+        <w:t xml:space="preserve"> R 4.4</w:t>
+      </w:r>
+      <w:r>
+        <w:rPr>
+          <w:b/>
+          <w:bCs/>
+          <w:u w:val="single"/>
+        </w:rPr>
+        <w:t>.</w:t>
+      </w:r>
+      <w:r>
+        <w:rPr>
+          <w:b/>
+          <w:bCs/>
+          <w:u w:val="single"/>
+        </w:rPr>
+        <w:t>2</w:t>
+      </w:r>
+    </w:p>
+    <w:p>
+      <w:pPr>
+        <w:spacing w:after="0"/>
+      </w:pPr>
+      <w:r>
+        <w:lastRenderedPageBreak/>
+        <w:t>wget http://cran.rstudio.com/src/base/R-4/R-4.4.2.tar.gz</w:t>
+      </w:r>
+    </w:p>
+    <w:p>
+      <w:pPr>
+        <w:spacing w:after="0"/>
+      </w:pPr>
+      <w:r>
+        <w:t>tar -xvf</w:t>
+      </w:r>
+      <w:r>
+        <w:t>z</w:t>
+      </w:r>
+      <w:r>
+        <w:t xml:space="preserve"> R-4.4.2.tar.gz </w:t>
+      </w:r>
+    </w:p>
+    <w:p>
+      <w:pPr>
+        <w:spacing w:after="0"/>
+      </w:pPr>
+      <w:r>
+        <w:t>cd R-4.4.2</w:t>
+      </w:r>
+    </w:p>
+    <w:p>
+      <w:pPr>
+        <w:spacing w:after="0"/>
+      </w:pPr>
+      <w:r>
+        <w:t>mkdir ~/R</w:t>
+      </w:r>
+    </w:p>
+    <w:p>
+      <w:pPr>
+        <w:spacing w:after="0"/>
+      </w:pPr>
+      <w:r>
+        <w:t>./configure --prefix=$HOME/R --enable-R-shlib</w:t>
+      </w:r>
+    </w:p>
+    <w:p>
+      <w:pPr>
+        <w:spacing w:after="0"/>
+      </w:pPr>
+      <w:r>
+        <w:t>./configure --prefix=$HOME/</w:t>
+      </w:r>
+      <w:r>
+        <w:t>R</w:t>
+      </w:r>
+      <w:r>
+        <w:t xml:space="preserve"> --with-blas="-L$HOME/</w:t>
+      </w:r>
+      <w:r>
+        <w:t>openblas</w:t>
+      </w:r>
+      <w:r>
+        <w:t>/lib -lopenblas" --with-lapack --enable-R-shlib</w:t>
+      </w:r>
+    </w:p>
+    <w:p>
+      <w:pPr>
+        <w:spacing w:after="0"/>
+        <w:rPr>
+          <w:color w:val="002060"/>
+        </w:rPr>
+      </w:pPr>
+      <w:r>
+        <w:rPr>
+          <w:color w:val="002060"/>
+        </w:rPr>
+        <w:t>./configure --prefix=$HOME/</w:t>
+      </w:r>
+      <w:r>
+        <w:rPr>
+          <w:color w:val="002060"/>
+        </w:rPr>
+        <w:t>R</w:t>
+      </w:r>
+      <w:r>
+        <w:rPr>
+          <w:color w:val="002060"/>
+        </w:rPr>
+        <w:t xml:space="preserve"> --with-blas="-L$HOME/openblas/lib -lopenblas" --with-lapack</w:t>
+      </w:r>
+      <w:r>
+        <w:rPr>
+          <w:color w:val="002060"/>
+        </w:rPr>
         <w:t xml:space="preserve"> </w:t>
       </w:r>
-      <w:proofErr w:type="spellStart"/>
-      <w:r>
-        <w:t>imkl</w:t>
-      </w:r>
-      <w:proofErr w:type="spellEnd"/>
-      <w:r>
-        <w:t>/2023.2.0</w:t>
+      <w:r>
+        <w:t>--enable-R-shlib</w:t>
+      </w:r>
+    </w:p>
+    <w:p>
+      <w:pPr>
+        <w:spacing w:after="0"/>
+      </w:pPr>
+      <w:r>
+        <w:t>module load libiconv/1.17-GCCcore-13.2.0</w:t>
       </w:r>
       <w:r>
         <w:t xml:space="preserve"> </w:t>
       </w:r>
       <w:r>
-        <w:t>BLIS/0.9.0-GCC-13.2.0</w:t>
-      </w:r>
-      <w:r>
-        <w:t xml:space="preserve"> </w:t>
-      </w:r>
-    </w:p>
-    <w:p>
-      <w:pPr>
-        <w:spacing w:after="0"/>
-      </w:pPr>
-    </w:p>
-    <w:p>
-      <w:pPr>
+        <w:t>Java/21.0.2</w:t>
+      </w:r>
+    </w:p>
+    <w:p>
+      <w:pPr>
+        <w:spacing w:after="0"/>
+      </w:pPr>
+      <w:r>
+        <w:t>make &amp;&amp; make install</w:t>
+      </w:r>
+    </w:p>
+    <w:p>
+      <w:pPr>
+        <w:tabs>
+          <w:tab w:val="center" w:pos="4680"/>
+        </w:tabs>
+        <w:spacing w:after="0"/>
+      </w:pPr>
+      <w:r>
+        <w:t>export PATH=$HOME/R/bin:$PATH</w:t>
+      </w:r>
+      <w:r>
+        <w:tab/>
+      </w:r>
+    </w:p>
+    <w:p>
+      <w:pPr>
+        <w:tabs>
+          <w:tab w:val="center" w:pos="4680"/>
+        </w:tabs>
+        <w:spacing w:after="0"/>
+      </w:pPr>
+    </w:p>
+    <w:p>
+      <w:pPr>
+        <w:tabs>
+          <w:tab w:val="center" w:pos="4680"/>
+        </w:tabs>
         <w:spacing w:after="0"/>
         <w:rPr>
           <w:b/>
@@ -344,794 +721,18 @@
           <w:bCs/>
           <w:u w:val="single"/>
         </w:rPr>
-        <w:t>Using R 4.4.2:</w:t>
-      </w:r>
-      <w:r>
-        <w:rPr>
-          <w:b/>
-          <w:bCs/>
-          <w:u w:val="single"/>
-        </w:rPr>
-        <w:t xml:space="preserve"> (don’t need BLIS, IMKL</w:t>
-      </w:r>
-      <w:r>
-        <w:rPr>
-          <w:b/>
-          <w:bCs/>
-          <w:u w:val="single"/>
-        </w:rPr>
-        <w:t>, FLEXIBLAS)</w:t>
-      </w:r>
-    </w:p>
-    <w:p>
-      <w:pPr>
-        <w:spacing w:after="0"/>
-      </w:pPr>
-      <w:r>
-        <w:t xml:space="preserve">module load </w:t>
-      </w:r>
-      <w:r>
-        <w:t>UDUNITS/2.2.28-GCCcore-13.2.0</w:t>
-      </w:r>
-      <w:r>
-        <w:t xml:space="preserve"> </w:t>
-      </w:r>
-      <w:r>
-        <w:t>GDAL/3.9.0-foss-2023b</w:t>
-      </w:r>
-      <w:r>
-        <w:t xml:space="preserve"> </w:t>
-      </w:r>
-      <w:proofErr w:type="spellStart"/>
-      <w:r>
-        <w:t>CMake</w:t>
-      </w:r>
-      <w:proofErr w:type="spellEnd"/>
-      <w:r>
-        <w:t>/3.27.6-GCCcore-13.2.0</w:t>
-      </w:r>
-      <w:r>
-        <w:t xml:space="preserve"> </w:t>
-      </w:r>
-      <w:proofErr w:type="spellStart"/>
-      <w:r>
-        <w:t>imkl</w:t>
-      </w:r>
-      <w:proofErr w:type="spellEnd"/>
-      <w:r>
-        <w:t xml:space="preserve">/2023.2.0 </w:t>
-      </w:r>
-      <w:r>
-        <w:t>BLIS/0.9.0-GCC-13.2.0</w:t>
-      </w:r>
-      <w:r>
-        <w:t xml:space="preserve"> </w:t>
-      </w:r>
-      <w:proofErr w:type="spellStart"/>
-      <w:r>
-        <w:t>libiconv</w:t>
-      </w:r>
-      <w:proofErr w:type="spellEnd"/>
-      <w:r>
-        <w:t xml:space="preserve">/1.17-GCCcore-13.2.0 </w:t>
-      </w:r>
-      <w:r>
-        <w:t>Java/21.0.2</w:t>
-      </w:r>
-      <w:r>
-        <w:t xml:space="preserve"> </w:t>
-      </w:r>
-      <w:proofErr w:type="spellStart"/>
-      <w:r>
-        <w:t>FlexiBLAS</w:t>
-      </w:r>
-      <w:proofErr w:type="spellEnd"/>
-      <w:r>
-        <w:t>/3.3.1-GCC-13.2.0</w:t>
-      </w:r>
-      <w:r>
-        <w:t xml:space="preserve"> </w:t>
-      </w:r>
-      <w:proofErr w:type="spellStart"/>
-      <w:r>
-        <w:t>powertools</w:t>
-      </w:r>
-      <w:proofErr w:type="spellEnd"/>
-    </w:p>
-    <w:p>
-      <w:pPr>
-        <w:spacing w:after="0"/>
-      </w:pPr>
-    </w:p>
-    <w:p>
-      <w:pPr>
-        <w:spacing w:after="0"/>
-      </w:pPr>
-      <w:r>
-        <w:t xml:space="preserve">module load </w:t>
-      </w:r>
-      <w:r>
-        <w:t>UDUNITS/2.2.28-GCCcore-13.2.0</w:t>
-      </w:r>
-      <w:r>
-        <w:t xml:space="preserve"> </w:t>
-      </w:r>
-      <w:r>
-        <w:t>GDAL/3.9.0-foss-2023b</w:t>
-      </w:r>
-      <w:r>
-        <w:t xml:space="preserve"> </w:t>
-      </w:r>
-      <w:proofErr w:type="spellStart"/>
-      <w:r>
-        <w:t>CMake</w:t>
-      </w:r>
-      <w:proofErr w:type="spellEnd"/>
-      <w:r>
-        <w:t>/3.27.6-GCCcore-13.2.0</w:t>
-      </w:r>
-      <w:r>
-        <w:t xml:space="preserve"> </w:t>
-      </w:r>
-      <w:proofErr w:type="spellStart"/>
-      <w:r>
-        <w:t>libiconv</w:t>
-      </w:r>
-      <w:proofErr w:type="spellEnd"/>
-      <w:r>
-        <w:t xml:space="preserve">/1.17-GCCcore-13.2.0 </w:t>
-      </w:r>
-      <w:r>
-        <w:t>Java/</w:t>
-      </w:r>
-      <w:proofErr w:type="gramStart"/>
-      <w:r>
-        <w:t>21.0.2</w:t>
-      </w:r>
-      <w:proofErr w:type="gramEnd"/>
-      <w:r>
-        <w:t xml:space="preserve"> </w:t>
-      </w:r>
-      <w:proofErr w:type="spellStart"/>
-      <w:r>
-        <w:t>powertools</w:t>
-      </w:r>
-      <w:proofErr w:type="spellEnd"/>
-    </w:p>
-    <w:p>
-      <w:pPr>
-        <w:spacing w:after="0"/>
-      </w:pPr>
-    </w:p>
-    <w:p>
-      <w:pPr>
-        <w:spacing w:after="0"/>
-      </w:pPr>
-    </w:p>
-    <w:p>
-      <w:pPr>
-        <w:spacing w:after="0"/>
-      </w:pPr>
-      <w:r>
-        <w:t>export PATH=$HOME/R/</w:t>
-      </w:r>
-      <w:proofErr w:type="gramStart"/>
-      <w:r>
-        <w:t>bin:$</w:t>
-      </w:r>
-      <w:proofErr w:type="gramEnd"/>
-      <w:r>
-        <w:t>PATH</w:t>
-      </w:r>
-    </w:p>
-    <w:p>
-      <w:pPr>
-        <w:spacing w:after="0"/>
-      </w:pPr>
-    </w:p>
-    <w:p>
-      <w:pPr>
-        <w:spacing w:after="0"/>
-      </w:pPr>
-      <w:r>
-        <w:t xml:space="preserve">Need </w:t>
-      </w:r>
-      <w:r>
-        <w:t>in batch</w:t>
-      </w:r>
-      <w:r>
-        <w:t xml:space="preserve"> job (not sure why or when this is needed…)</w:t>
-      </w:r>
-    </w:p>
-    <w:p>
-      <w:pPr>
-        <w:spacing w:after="0"/>
-        <w:rPr>
-          <w:b/>
-          <w:bCs/>
-          <w:u w:val="single"/>
-        </w:rPr>
-      </w:pPr>
-      <w:r>
-        <w:rPr>
-          <w:b/>
-          <w:bCs/>
-          <w:u w:val="single"/>
-        </w:rPr>
-        <w:t>Other Stuff</w:t>
-      </w:r>
-    </w:p>
-    <w:p>
-      <w:pPr>
-        <w:spacing w:after="0"/>
-      </w:pPr>
-      <w:r>
-        <w:t>#sed: replace s/this/</w:t>
-      </w:r>
-      <w:proofErr w:type="spellStart"/>
-      <w:r>
-        <w:t>with_this</w:t>
-      </w:r>
-      <w:proofErr w:type="spellEnd"/>
-      <w:r>
-        <w:t>/globally</w:t>
-      </w:r>
-    </w:p>
-    <w:p>
-      <w:pPr>
-        <w:spacing w:after="0"/>
-      </w:pPr>
-    </w:p>
-    <w:p>
-      <w:pPr>
-        <w:spacing w:after="0"/>
-      </w:pPr>
-      <w:r>
-        <w:t xml:space="preserve"># </w:t>
-      </w:r>
-      <w:proofErr w:type="gramStart"/>
-      <w:r>
-        <w:t>write</w:t>
-      </w:r>
-      <w:proofErr w:type="gramEnd"/>
-      <w:r>
-        <w:t xml:space="preserve"> each </w:t>
-      </w:r>
-      <w:proofErr w:type="spellStart"/>
-      <w:r>
-        <w:t>opt$objective</w:t>
-      </w:r>
-      <w:proofErr w:type="spellEnd"/>
-      <w:r>
-        <w:t xml:space="preserve"> to a .</w:t>
-      </w:r>
-      <w:proofErr w:type="spellStart"/>
-      <w:r>
-        <w:t>chk</w:t>
-      </w:r>
-      <w:proofErr w:type="spellEnd"/>
-      <w:r>
-        <w:t xml:space="preserve"> file -- target: </w:t>
-      </w:r>
-      <w:proofErr w:type="spellStart"/>
-      <w:r>
-        <w:t>prereq</w:t>
-      </w:r>
-      <w:proofErr w:type="spellEnd"/>
-      <w:r>
-        <w:t xml:space="preserve"> </w:t>
-      </w:r>
-      <w:proofErr w:type="gramStart"/>
-      <w:r>
-        <w:t>--  $</w:t>
-      </w:r>
-      <w:proofErr w:type="gramEnd"/>
-      <w:r>
-        <w:t>&lt;: prerequisite, $</w:t>
-      </w:r>
-      <w:proofErr w:type="gramStart"/>
-      <w:r>
-        <w:t>@:</w:t>
-      </w:r>
-      <w:proofErr w:type="gramEnd"/>
-      <w:r>
-        <w:t xml:space="preserve"> target</w:t>
-      </w:r>
-    </w:p>
-    <w:p>
-      <w:pPr>
-        <w:spacing w:after="0"/>
-      </w:pPr>
-    </w:p>
-    <w:p>
-      <w:pPr>
-        <w:spacing w:after="0"/>
-      </w:pPr>
-      <w:r>
-        <w:t>f</w:t>
-      </w:r>
-      <w:r>
-        <w:t>ind $(</w:t>
-      </w:r>
-      <w:proofErr w:type="spellStart"/>
-      <w:r>
-        <w:t>pwd</w:t>
-      </w:r>
-      <w:proofErr w:type="spellEnd"/>
-      <w:r>
-        <w:t xml:space="preserve">) -type f -regex </w:t>
-      </w:r>
-      <w:proofErr w:type="gramStart"/>
-      <w:r>
-        <w:t>'.*</w:t>
-      </w:r>
-      <w:proofErr w:type="spellStart"/>
-      <w:proofErr w:type="gramEnd"/>
-      <w:r>
-        <w:t>chp</w:t>
-      </w:r>
-      <w:proofErr w:type="spellEnd"/>
-      <w:r>
-        <w:t>[123]</w:t>
-      </w:r>
-      <w:proofErr w:type="gramStart"/>
-      <w:r>
-        <w:t>/.*</w:t>
-      </w:r>
-      <w:proofErr w:type="gramEnd"/>
-      <w:r>
-        <w:t>_RTMB</w:t>
-      </w:r>
-      <w:proofErr w:type="gramStart"/>
-      <w:r>
-        <w:t>\.R</w:t>
-      </w:r>
-      <w:proofErr w:type="gramEnd"/>
-      <w:r>
-        <w:t>'</w:t>
-      </w:r>
-      <w:r>
-        <w:t>)</w:t>
-      </w:r>
-    </w:p>
-    <w:p>
-      <w:pPr>
-        <w:spacing w:after="0"/>
-      </w:pPr>
-    </w:p>
-    <w:p>
-      <w:pPr>
-        <w:spacing w:after="0"/>
-      </w:pPr>
-      <w:r>
-        <w:t xml:space="preserve"># </w:t>
-      </w:r>
-      <w:proofErr w:type="gramStart"/>
-      <w:r>
-        <w:t>save</w:t>
-      </w:r>
-      <w:proofErr w:type="gramEnd"/>
-      <w:r>
-        <w:t xml:space="preserve"> and restore your module setup</w:t>
-      </w:r>
-    </w:p>
-    <w:p>
-      <w:pPr>
-        <w:spacing w:after="0"/>
-      </w:pPr>
-      <w:r>
-        <w:t>module save r</w:t>
-      </w:r>
-    </w:p>
-    <w:p>
-      <w:pPr>
-        <w:spacing w:after="0"/>
-      </w:pPr>
-      <w:proofErr w:type="gramStart"/>
-      <w:r>
-        <w:t>module</w:t>
-      </w:r>
-      <w:proofErr w:type="gramEnd"/>
-      <w:r>
-        <w:t xml:space="preserve"> restore r</w:t>
-      </w:r>
-    </w:p>
-    <w:p>
-      <w:pPr>
-        <w:spacing w:after="0"/>
-      </w:pPr>
-    </w:p>
-    <w:p>
-      <w:pPr>
-        <w:spacing w:after="0"/>
-        <w:rPr>
-          <w:b/>
-          <w:bCs/>
-          <w:u w:val="single"/>
-        </w:rPr>
-      </w:pPr>
-      <w:proofErr w:type="gramStart"/>
-      <w:r>
-        <w:rPr>
-          <w:b/>
-          <w:bCs/>
-          <w:u w:val="single"/>
-        </w:rPr>
-        <w:t>Install</w:t>
-      </w:r>
-      <w:r>
-        <w:rPr>
-          <w:b/>
-          <w:bCs/>
-          <w:u w:val="single"/>
-        </w:rPr>
-        <w:t>ing</w:t>
-      </w:r>
-      <w:proofErr w:type="gramEnd"/>
-      <w:r>
-        <w:rPr>
-          <w:b/>
-          <w:bCs/>
-          <w:u w:val="single"/>
-        </w:rPr>
-        <w:t xml:space="preserve"> R 4.4</w:t>
-      </w:r>
-      <w:r>
-        <w:rPr>
-          <w:b/>
-          <w:bCs/>
-          <w:u w:val="single"/>
-        </w:rPr>
-        <w:t>.</w:t>
-      </w:r>
-      <w:r>
-        <w:rPr>
-          <w:b/>
-          <w:bCs/>
-          <w:u w:val="single"/>
-        </w:rPr>
-        <w:t>2</w:t>
-      </w:r>
-    </w:p>
-    <w:p>
-      <w:pPr>
-        <w:spacing w:after="0"/>
-      </w:pPr>
-      <w:proofErr w:type="spellStart"/>
-      <w:r>
-        <w:lastRenderedPageBreak/>
-        <w:t>wget</w:t>
-      </w:r>
-      <w:proofErr w:type="spellEnd"/>
-      <w:r>
-        <w:t xml:space="preserve"> http://cran.rstudio.com/src/base/R-4/R-4.4.2.tar.gz</w:t>
-      </w:r>
-    </w:p>
-    <w:p>
-      <w:pPr>
-        <w:spacing w:after="0"/>
-      </w:pPr>
-      <w:r>
-        <w:t>tar -</w:t>
-      </w:r>
-      <w:proofErr w:type="spellStart"/>
-      <w:r>
-        <w:t>xvf</w:t>
-      </w:r>
-      <w:r>
-        <w:t>z</w:t>
-      </w:r>
-      <w:proofErr w:type="spellEnd"/>
-      <w:r>
-        <w:t xml:space="preserve"> R-4.4.2.tar.gz </w:t>
-      </w:r>
-    </w:p>
-    <w:p>
-      <w:pPr>
-        <w:spacing w:after="0"/>
-      </w:pPr>
-      <w:r>
-        <w:t>cd R-4.4.2</w:t>
-      </w:r>
-    </w:p>
-    <w:p>
-      <w:pPr>
-        <w:spacing w:after="0"/>
-      </w:pPr>
-      <w:proofErr w:type="spellStart"/>
-      <w:r>
-        <w:t>mkdir</w:t>
-      </w:r>
-      <w:proofErr w:type="spellEnd"/>
-      <w:r>
-        <w:t xml:space="preserve"> ~/R</w:t>
-      </w:r>
-    </w:p>
-    <w:p>
-      <w:pPr>
-        <w:spacing w:after="0"/>
-      </w:pPr>
-      <w:proofErr w:type="gramStart"/>
-      <w:r>
-        <w:t>./</w:t>
-      </w:r>
-      <w:proofErr w:type="gramEnd"/>
-      <w:r>
-        <w:t>configure --prefix=$HOME/R --enable-R-</w:t>
-      </w:r>
-      <w:proofErr w:type="spellStart"/>
-      <w:r>
-        <w:t>shlib</w:t>
-      </w:r>
-      <w:proofErr w:type="spellEnd"/>
-    </w:p>
-    <w:p>
-      <w:pPr>
-        <w:spacing w:after="0"/>
-      </w:pPr>
-      <w:proofErr w:type="gramStart"/>
-      <w:r>
-        <w:t>./</w:t>
-      </w:r>
-      <w:proofErr w:type="gramEnd"/>
-      <w:r>
-        <w:t>configure --prefix=$HOME/</w:t>
-      </w:r>
-      <w:r>
-        <w:t>R</w:t>
-      </w:r>
-      <w:r>
-        <w:t xml:space="preserve"> --with-</w:t>
-      </w:r>
-      <w:proofErr w:type="spellStart"/>
-      <w:r>
-        <w:t>blas</w:t>
-      </w:r>
-      <w:proofErr w:type="spellEnd"/>
-      <w:r>
-        <w:t>="-L$HOME/</w:t>
-      </w:r>
-      <w:proofErr w:type="spellStart"/>
-      <w:r>
-        <w:t>openblas</w:t>
-      </w:r>
-      <w:proofErr w:type="spellEnd"/>
-      <w:r>
-        <w:t>/lib -</w:t>
-      </w:r>
-      <w:proofErr w:type="spellStart"/>
-      <w:r>
-        <w:t>lopenblas</w:t>
-      </w:r>
-      <w:proofErr w:type="spellEnd"/>
-      <w:r>
-        <w:t>" --with-</w:t>
-      </w:r>
-      <w:proofErr w:type="spellStart"/>
-      <w:r>
-        <w:t>lapack</w:t>
-      </w:r>
-      <w:proofErr w:type="spellEnd"/>
-      <w:r>
-        <w:t xml:space="preserve"> --enable-R-</w:t>
-      </w:r>
-      <w:proofErr w:type="spellStart"/>
-      <w:r>
-        <w:t>shlib</w:t>
-      </w:r>
-      <w:proofErr w:type="spellEnd"/>
-    </w:p>
-    <w:p>
-      <w:pPr>
-        <w:spacing w:after="0"/>
-        <w:rPr>
-          <w:color w:val="002060"/>
-        </w:rPr>
-      </w:pPr>
-      <w:proofErr w:type="gramStart"/>
-      <w:r>
-        <w:rPr>
-          <w:color w:val="002060"/>
-        </w:rPr>
-        <w:t>./</w:t>
-      </w:r>
-      <w:proofErr w:type="gramEnd"/>
-      <w:r>
-        <w:rPr>
-          <w:color w:val="002060"/>
-        </w:rPr>
-        <w:t>configure --prefix=$HOME/</w:t>
-      </w:r>
-      <w:r>
-        <w:rPr>
-          <w:color w:val="002060"/>
-        </w:rPr>
-        <w:t>R</w:t>
-      </w:r>
-      <w:r>
-        <w:rPr>
-          <w:color w:val="002060"/>
-        </w:rPr>
-        <w:t xml:space="preserve"> --with-</w:t>
-      </w:r>
-      <w:proofErr w:type="spellStart"/>
-      <w:r>
-        <w:rPr>
-          <w:color w:val="002060"/>
-        </w:rPr>
-        <w:t>blas</w:t>
-      </w:r>
-      <w:proofErr w:type="spellEnd"/>
-      <w:r>
-        <w:rPr>
-          <w:color w:val="002060"/>
-        </w:rPr>
-        <w:t>="-L$HOME/</w:t>
-      </w:r>
-      <w:proofErr w:type="spellStart"/>
-      <w:r>
-        <w:rPr>
-          <w:color w:val="002060"/>
-        </w:rPr>
-        <w:t>openblas</w:t>
-      </w:r>
-      <w:proofErr w:type="spellEnd"/>
-      <w:r>
-        <w:rPr>
-          <w:color w:val="002060"/>
-        </w:rPr>
-        <w:t>/lib -</w:t>
-      </w:r>
-      <w:proofErr w:type="spellStart"/>
-      <w:r>
-        <w:rPr>
-          <w:color w:val="002060"/>
-        </w:rPr>
-        <w:t>lopenblas</w:t>
-      </w:r>
-      <w:proofErr w:type="spellEnd"/>
-      <w:r>
-        <w:rPr>
-          <w:color w:val="002060"/>
-        </w:rPr>
-        <w:t>" --with-</w:t>
-      </w:r>
-      <w:proofErr w:type="spellStart"/>
-      <w:r>
-        <w:rPr>
-          <w:color w:val="002060"/>
-        </w:rPr>
-        <w:t>lapack</w:t>
-      </w:r>
-      <w:proofErr w:type="spellEnd"/>
-      <w:r>
-        <w:rPr>
-          <w:color w:val="002060"/>
-        </w:rPr>
-        <w:t xml:space="preserve"> </w:t>
-      </w:r>
-      <w:r>
-        <w:t>--enable-R-</w:t>
-      </w:r>
-      <w:proofErr w:type="spellStart"/>
-      <w:r>
-        <w:t>shlib</w:t>
-      </w:r>
-      <w:proofErr w:type="spellEnd"/>
-    </w:p>
-    <w:p>
-      <w:pPr>
-        <w:spacing w:after="0"/>
-      </w:pPr>
-      <w:r>
-        <w:t xml:space="preserve">module load </w:t>
-      </w:r>
-      <w:proofErr w:type="spellStart"/>
-      <w:r>
-        <w:t>libiconv</w:t>
-      </w:r>
-      <w:proofErr w:type="spellEnd"/>
-      <w:r>
-        <w:t>/1.17-GCCcore-13.2.0</w:t>
-      </w:r>
-      <w:r>
-        <w:t xml:space="preserve"> </w:t>
-      </w:r>
-      <w:r>
-        <w:t>Java/21.0.2</w:t>
-      </w:r>
-    </w:p>
-    <w:p>
-      <w:pPr>
-        <w:spacing w:after="0"/>
-      </w:pPr>
-      <w:r>
-        <w:t>make &amp;&amp; make install</w:t>
-      </w:r>
-    </w:p>
-    <w:p>
-      <w:pPr>
-        <w:tabs>
-          <w:tab w:val="center" w:pos="4680"/>
-        </w:tabs>
-        <w:spacing w:after="0"/>
-      </w:pPr>
-      <w:r>
-        <w:t>export PATH=$HOME/R/</w:t>
-      </w:r>
-      <w:proofErr w:type="gramStart"/>
-      <w:r>
-        <w:t>bin:$</w:t>
-      </w:r>
-      <w:proofErr w:type="gramEnd"/>
-      <w:r>
-        <w:t>PATH</w:t>
-      </w:r>
-      <w:r>
-        <w:tab/>
-      </w:r>
-    </w:p>
-    <w:p>
-      <w:pPr>
-        <w:tabs>
-          <w:tab w:val="center" w:pos="4680"/>
-        </w:tabs>
-        <w:spacing w:after="0"/>
-      </w:pPr>
-    </w:p>
-    <w:p>
-      <w:pPr>
-        <w:tabs>
-          <w:tab w:val="center" w:pos="4680"/>
-        </w:tabs>
-        <w:spacing w:after="0"/>
-        <w:rPr>
-          <w:b/>
-          <w:bCs/>
-          <w:u w:val="single"/>
-        </w:rPr>
-      </w:pPr>
-      <w:r>
-        <w:rPr>
-          <w:b/>
-          <w:bCs/>
-          <w:u w:val="single"/>
-        </w:rPr>
-        <w:t xml:space="preserve">Installing </w:t>
-      </w:r>
-      <w:proofErr w:type="spellStart"/>
-      <w:r>
-        <w:rPr>
-          <w:b/>
-          <w:bCs/>
-          <w:u w:val="single"/>
-        </w:rPr>
-        <w:t>OpenBLAS</w:t>
-      </w:r>
-      <w:proofErr w:type="spellEnd"/>
-      <w:r>
-        <w:rPr>
-          <w:b/>
-          <w:bCs/>
-          <w:u w:val="single"/>
-        </w:rPr>
-        <w:t>:</w:t>
-      </w:r>
-    </w:p>
-    <w:p>
-      <w:pPr>
-        <w:tabs>
-          <w:tab w:val="center" w:pos="4680"/>
-        </w:tabs>
-        <w:spacing w:after="0"/>
-      </w:pPr>
-      <w:proofErr w:type="spellStart"/>
-      <w:r>
-        <w:t>wget</w:t>
-      </w:r>
-      <w:proofErr w:type="spellEnd"/>
-      <w:r>
-        <w:t xml:space="preserve"> </w:t>
+        <w:t>Installing OpenBLAS:</w:t>
+      </w:r>
+    </w:p>
+    <w:p>
+      <w:pPr>
+        <w:tabs>
+          <w:tab w:val="center" w:pos="4680"/>
+        </w:tabs>
+        <w:spacing w:after="0"/>
+      </w:pPr>
+      <w:r>
+        <w:t xml:space="preserve">wget </w:t>
       </w:r>
       <w:hyperlink r:id="rId5" w:history="1">
         <w:r>
@@ -1150,246 +751,154 @@
         <w:spacing w:after="0"/>
       </w:pPr>
       <w:r>
-        <w:t>tar -</w:t>
-      </w:r>
-      <w:proofErr w:type="spellStart"/>
-      <w:r>
-        <w:t>xvf</w:t>
+        <w:t>tar -xvf</w:t>
       </w:r>
       <w:r>
         <w:t>z</w:t>
       </w:r>
-      <w:proofErr w:type="spellEnd"/>
+      <w:r>
+        <w:t xml:space="preserve"> OpenBlas*</w:t>
+      </w:r>
+    </w:p>
+    <w:p>
+      <w:pPr>
+        <w:tabs>
+          <w:tab w:val="center" w:pos="4680"/>
+        </w:tabs>
+        <w:spacing w:after="0"/>
+      </w:pPr>
+      <w:r>
+        <w:t>mkdir ~/openblas</w:t>
+      </w:r>
+    </w:p>
+    <w:p>
+      <w:pPr>
+        <w:tabs>
+          <w:tab w:val="center" w:pos="4680"/>
+        </w:tabs>
+        <w:spacing w:after="0"/>
+      </w:pPr>
+      <w:r>
+        <w:t>cd OpenBLAS-0.3.29</w:t>
+      </w:r>
+    </w:p>
+    <w:p>
+      <w:pPr>
+        <w:tabs>
+          <w:tab w:val="center" w:pos="4680"/>
+        </w:tabs>
+        <w:spacing w:after="0"/>
+      </w:pPr>
+      <w:r>
+        <w:t>m</w:t>
+      </w:r>
+      <w:r>
+        <w:t>ake PREFIX=$HOME/</w:t>
+      </w:r>
+      <w:r>
+        <w:t>openblas</w:t>
+      </w:r>
+    </w:p>
+    <w:p>
+      <w:pPr>
+        <w:tabs>
+          <w:tab w:val="center" w:pos="4680"/>
+        </w:tabs>
+        <w:spacing w:after="0"/>
+      </w:pPr>
+      <w:r>
+        <w:t>make install PREFIX=$HOME/</w:t>
+      </w:r>
+      <w:r>
+        <w:t>openblas</w:t>
+      </w:r>
+    </w:p>
+    <w:p>
+      <w:pPr>
+        <w:tabs>
+          <w:tab w:val="center" w:pos="4680"/>
+        </w:tabs>
+        <w:spacing w:after="0"/>
+      </w:pPr>
+    </w:p>
+    <w:p>
+      <w:pPr>
+        <w:tabs>
+          <w:tab w:val="center" w:pos="4680"/>
+        </w:tabs>
+        <w:spacing w:after="0"/>
+      </w:pPr>
+      <w:r>
+        <w:t xml:space="preserve"># these can be put in the </w:t>
+      </w:r>
+      <w:r>
+        <w:t>~/.bashrc file</w:t>
+      </w:r>
+    </w:p>
+    <w:p>
+      <w:pPr>
+        <w:tabs>
+          <w:tab w:val="center" w:pos="4680"/>
+        </w:tabs>
+        <w:spacing w:after="0"/>
+      </w:pPr>
+      <w:r>
+        <w:t xml:space="preserve">export LD_LIBRARY_PATH=$HOME/ </w:t>
+      </w:r>
+      <w:r>
+        <w:t>openblas</w:t>
+      </w:r>
+      <w:r>
+        <w:t xml:space="preserve"> /lib:$LD_LIBRARY_PATH</w:t>
+      </w:r>
+    </w:p>
+    <w:p>
+      <w:pPr>
+        <w:tabs>
+          <w:tab w:val="center" w:pos="4680"/>
+        </w:tabs>
+        <w:spacing w:after="0"/>
+      </w:pPr>
+      <w:r>
+        <w:t xml:space="preserve">export PATH=$HOME/ </w:t>
+      </w:r>
+      <w:r>
+        <w:t>openblas</w:t>
+      </w:r>
       <w:r>
         <w:t xml:space="preserve"> </w:t>
       </w:r>
-      <w:proofErr w:type="spellStart"/>
-      <w:r>
-        <w:t>OpenBlas</w:t>
-      </w:r>
-      <w:proofErr w:type="spellEnd"/>
-      <w:r>
-        <w:t>*</w:t>
-      </w:r>
-    </w:p>
-    <w:p>
-      <w:pPr>
-        <w:tabs>
-          <w:tab w:val="center" w:pos="4680"/>
-        </w:tabs>
-        <w:spacing w:after="0"/>
-      </w:pPr>
-      <w:proofErr w:type="spellStart"/>
-      <w:r>
-        <w:t>mkdir</w:t>
-      </w:r>
-      <w:proofErr w:type="spellEnd"/>
-      <w:r>
-        <w:t xml:space="preserve"> ~/</w:t>
-      </w:r>
-      <w:proofErr w:type="spellStart"/>
-      <w:r>
+      <w:r>
+        <w:t>/bin:$PATH</w:t>
+      </w:r>
+    </w:p>
+    <w:p>
+      <w:pPr>
+        <w:tabs>
+          <w:tab w:val="center" w:pos="4680"/>
+        </w:tabs>
+        <w:spacing w:after="0"/>
+        <w:rPr>
+          <w:color w:val="002060"/>
+        </w:rPr>
+      </w:pPr>
+      <w:r>
+        <w:rPr>
+          <w:color w:val="002060"/>
+        </w:rPr>
+        <w:t>export PKG_CONFIG_PATH=$HOME/</w:t>
+      </w:r>
+      <w:r>
+        <w:rPr>
+          <w:color w:val="002060"/>
+        </w:rPr>
         <w:t>openblas</w:t>
       </w:r>
-      <w:proofErr w:type="spellEnd"/>
-    </w:p>
-    <w:p>
-      <w:pPr>
-        <w:tabs>
-          <w:tab w:val="center" w:pos="4680"/>
-        </w:tabs>
-        <w:spacing w:after="0"/>
-      </w:pPr>
-      <w:r>
-        <w:t>cd OpenBLAS-0.3.29</w:t>
-      </w:r>
-    </w:p>
-    <w:p>
-      <w:pPr>
-        <w:tabs>
-          <w:tab w:val="center" w:pos="4680"/>
-        </w:tabs>
-        <w:spacing w:after="0"/>
-      </w:pPr>
-      <w:r>
-        <w:t>m</w:t>
-      </w:r>
-      <w:r>
-        <w:t>ake PREFIX=$HOME/</w:t>
-      </w:r>
-      <w:proofErr w:type="spellStart"/>
-      <w:r>
-        <w:t>openblas</w:t>
-      </w:r>
-      <w:proofErr w:type="spellEnd"/>
-    </w:p>
-    <w:p>
-      <w:pPr>
-        <w:tabs>
-          <w:tab w:val="center" w:pos="4680"/>
-        </w:tabs>
-        <w:spacing w:after="0"/>
-      </w:pPr>
-      <w:r>
-        <w:t>make install PREFIX=$HOME/</w:t>
-      </w:r>
-      <w:proofErr w:type="spellStart"/>
-      <w:r>
-        <w:t>openblas</w:t>
-      </w:r>
-      <w:proofErr w:type="spellEnd"/>
-    </w:p>
-    <w:p>
-      <w:pPr>
-        <w:tabs>
-          <w:tab w:val="center" w:pos="4680"/>
-        </w:tabs>
-        <w:spacing w:after="0"/>
-      </w:pPr>
-    </w:p>
-    <w:p>
-      <w:pPr>
-        <w:tabs>
-          <w:tab w:val="center" w:pos="4680"/>
-        </w:tabs>
-        <w:spacing w:after="0"/>
-      </w:pPr>
-      <w:r>
-        <w:t xml:space="preserve"># </w:t>
-      </w:r>
-      <w:proofErr w:type="gramStart"/>
-      <w:r>
-        <w:t>these</w:t>
-      </w:r>
-      <w:proofErr w:type="gramEnd"/>
-      <w:r>
-        <w:t xml:space="preserve"> can be put in the </w:t>
-      </w:r>
-      <w:r>
-        <w:t>~</w:t>
-      </w:r>
-      <w:proofErr w:type="gramStart"/>
-      <w:r>
-        <w:t>/.</w:t>
-      </w:r>
-      <w:proofErr w:type="spellStart"/>
-      <w:r>
-        <w:t>bashrc</w:t>
-      </w:r>
-      <w:proofErr w:type="spellEnd"/>
-      <w:proofErr w:type="gramEnd"/>
-      <w:r>
-        <w:t xml:space="preserve"> file</w:t>
-      </w:r>
-    </w:p>
-    <w:p>
-      <w:pPr>
-        <w:tabs>
-          <w:tab w:val="center" w:pos="4680"/>
-        </w:tabs>
-        <w:spacing w:after="0"/>
-      </w:pPr>
-      <w:r>
-        <w:t xml:space="preserve">export LD_LIBRARY_PATH=$HOME/ </w:t>
-      </w:r>
-      <w:proofErr w:type="spellStart"/>
-      <w:r>
-        <w:t>openblas</w:t>
-      </w:r>
-      <w:proofErr w:type="spellEnd"/>
-      <w:r>
-        <w:t xml:space="preserve"> /</w:t>
-      </w:r>
-      <w:proofErr w:type="gramStart"/>
-      <w:r>
-        <w:t>lib:$</w:t>
-      </w:r>
-      <w:proofErr w:type="gramEnd"/>
-      <w:r>
-        <w:t>LD_LIBRARY_PATH</w:t>
-      </w:r>
-    </w:p>
-    <w:p>
-      <w:pPr>
-        <w:tabs>
-          <w:tab w:val="center" w:pos="4680"/>
-        </w:tabs>
-        <w:spacing w:after="0"/>
-      </w:pPr>
-      <w:r>
-        <w:t xml:space="preserve">export PATH=$HOME/ </w:t>
-      </w:r>
-      <w:proofErr w:type="spellStart"/>
-      <w:r>
-        <w:t>openblas</w:t>
-      </w:r>
-      <w:proofErr w:type="spellEnd"/>
-      <w:r>
-        <w:t xml:space="preserve"> </w:t>
-      </w:r>
-      <w:r>
-        <w:t>/</w:t>
-      </w:r>
-      <w:proofErr w:type="gramStart"/>
-      <w:r>
-        <w:t>bin:$</w:t>
-      </w:r>
-      <w:proofErr w:type="gramEnd"/>
-      <w:r>
-        <w:t>PATH</w:t>
-      </w:r>
-    </w:p>
-    <w:p>
-      <w:pPr>
-        <w:tabs>
-          <w:tab w:val="center" w:pos="4680"/>
-        </w:tabs>
-        <w:spacing w:after="0"/>
+      <w:r>
         <w:rPr>
           <w:color w:val="002060"/>
         </w:rPr>
-      </w:pPr>
-      <w:r>
-        <w:rPr>
-          <w:color w:val="002060"/>
-        </w:rPr>
-        <w:t>export PKG_CONFIG_PATH=$HOME/</w:t>
-      </w:r>
-      <w:proofErr w:type="spellStart"/>
-      <w:r>
-        <w:rPr>
-          <w:color w:val="002060"/>
-        </w:rPr>
-        <w:t>openblas</w:t>
-      </w:r>
-      <w:proofErr w:type="spellEnd"/>
-      <w:r>
-        <w:rPr>
-          <w:color w:val="002060"/>
-        </w:rPr>
-        <w:t>/lib/</w:t>
-      </w:r>
-      <w:proofErr w:type="spellStart"/>
-      <w:proofErr w:type="gramStart"/>
-      <w:r>
-        <w:rPr>
-          <w:color w:val="002060"/>
-        </w:rPr>
-        <w:t>pkgconfig</w:t>
-      </w:r>
-      <w:proofErr w:type="spellEnd"/>
-      <w:r>
-        <w:rPr>
-          <w:color w:val="002060"/>
-        </w:rPr>
-        <w:t>:$</w:t>
-      </w:r>
-      <w:proofErr w:type="gramEnd"/>
-      <w:r>
-        <w:rPr>
-          <w:color w:val="002060"/>
-        </w:rPr>
-        <w:t>PKG_CONFIG_PATH</w:t>
+        <w:t>/lib/pkgconfig:$PKG_CONFIG_PATH</w:t>
       </w:r>
     </w:p>
     <w:p>
@@ -1436,114 +945,207 @@
           <w:bCs/>
           <w:u w:val="single"/>
         </w:rPr>
-        <w:t xml:space="preserve">Run </w:t>
-      </w:r>
-      <w:proofErr w:type="spellStart"/>
-      <w:proofErr w:type="gramStart"/>
-      <w:r>
+        <w:t>Run makefile :</w:t>
+      </w:r>
+    </w:p>
+    <w:p>
+      <w:pPr>
+        <w:tabs>
+          <w:tab w:val="center" w:pos="4680"/>
+        </w:tabs>
+        <w:spacing w:after="0"/>
+      </w:pPr>
+      <w:r>
+        <w:t>export R_LIBS_USER=/mnt/home/belinsky/Rlibs</w:t>
+      </w:r>
+    </w:p>
+    <w:p>
+      <w:pPr>
+        <w:tabs>
+          <w:tab w:val="center" w:pos="4680"/>
+        </w:tabs>
+        <w:spacing w:after="0"/>
+      </w:pPr>
+    </w:p>
+    <w:p>
+      <w:pPr>
+        <w:tabs>
+          <w:tab w:val="center" w:pos="4680"/>
+        </w:tabs>
+        <w:spacing w:after="0"/>
+      </w:pPr>
+      <w:r>
+        <w:t>cd /mnt/home/belinsky/spacetime</w:t>
+      </w:r>
+    </w:p>
+    <w:p>
+      <w:pPr>
+        <w:tabs>
+          <w:tab w:val="center" w:pos="4680"/>
+        </w:tabs>
+        <w:spacing w:after="0"/>
+      </w:pPr>
+      <w:r>
+        <w:t>FLEXIBLAS=IMKL make -j</w:t>
+      </w:r>
+    </w:p>
+    <w:p>
+      <w:pPr>
+        <w:tabs>
+          <w:tab w:val="center" w:pos="4680"/>
+        </w:tabs>
+        <w:spacing w:after="0"/>
+      </w:pPr>
+    </w:p>
+    <w:p>
+      <w:pPr>
+        <w:tabs>
+          <w:tab w:val="center" w:pos="4680"/>
+        </w:tabs>
+        <w:spacing w:after="0"/>
+      </w:pPr>
+    </w:p>
+    <w:p>
+      <w:pPr>
+        <w:tabs>
+          <w:tab w:val="center" w:pos="4680"/>
+        </w:tabs>
+        <w:spacing w:after="0"/>
         <w:rPr>
           <w:b/>
           <w:bCs/>
           <w:u w:val="single"/>
         </w:rPr>
-        <w:t>makefile</w:t>
-      </w:r>
-      <w:proofErr w:type="spellEnd"/>
+      </w:pPr>
       <w:r>
         <w:rPr>
           <w:b/>
           <w:bCs/>
           <w:u w:val="single"/>
         </w:rPr>
-        <w:t xml:space="preserve"> :</w:t>
-      </w:r>
-      <w:proofErr w:type="gramEnd"/>
-    </w:p>
-    <w:p>
-      <w:pPr>
-        <w:tabs>
-          <w:tab w:val="center" w:pos="4680"/>
-        </w:tabs>
-        <w:spacing w:after="0"/>
-      </w:pPr>
-      <w:r>
-        <w:t>export R_LIBS_USER=/</w:t>
-      </w:r>
-      <w:proofErr w:type="spellStart"/>
-      <w:r>
-        <w:t>mnt</w:t>
-      </w:r>
-      <w:proofErr w:type="spellEnd"/>
-      <w:r>
-        <w:t>/home/</w:t>
-      </w:r>
-      <w:proofErr w:type="spellStart"/>
-      <w:r>
-        <w:t>belinsky</w:t>
-      </w:r>
-      <w:proofErr w:type="spellEnd"/>
-      <w:r>
-        <w:t>/</w:t>
-      </w:r>
-      <w:proofErr w:type="spellStart"/>
-      <w:r>
-        <w:t>Rlibs</w:t>
-      </w:r>
-      <w:proofErr w:type="spellEnd"/>
-    </w:p>
-    <w:p>
-      <w:pPr>
-        <w:tabs>
-          <w:tab w:val="center" w:pos="4680"/>
-        </w:tabs>
-        <w:spacing w:after="0"/>
-      </w:pPr>
-    </w:p>
-    <w:p>
-      <w:pPr>
-        <w:tabs>
-          <w:tab w:val="center" w:pos="4680"/>
-        </w:tabs>
-        <w:spacing w:after="0"/>
-      </w:pPr>
-      <w:r>
-        <w:t>cd /</w:t>
-      </w:r>
-      <w:proofErr w:type="spellStart"/>
-      <w:r>
-        <w:t>mnt</w:t>
-      </w:r>
-      <w:proofErr w:type="spellEnd"/>
-      <w:r>
-        <w:t>/home/</w:t>
-      </w:r>
-      <w:proofErr w:type="spellStart"/>
-      <w:r>
-        <w:t>belinsky</w:t>
-      </w:r>
-      <w:proofErr w:type="spellEnd"/>
-      <w:r>
-        <w:t>/spacetime</w:t>
-      </w:r>
-    </w:p>
-    <w:p>
-      <w:pPr>
-        <w:tabs>
-          <w:tab w:val="center" w:pos="4680"/>
-        </w:tabs>
-        <w:spacing w:after="0"/>
-      </w:pPr>
-      <w:r>
-        <w:t>FLEXIBLAS=IMKL make -j</w:t>
-      </w:r>
-    </w:p>
-    <w:p>
-      <w:pPr>
-        <w:tabs>
-          <w:tab w:val="center" w:pos="4680"/>
-        </w:tabs>
-        <w:spacing w:after="0"/>
-      </w:pPr>
+        <w:t>Questions:</w:t>
+      </w:r>
+    </w:p>
+    <w:p>
+      <w:pPr>
+        <w:tabs>
+          <w:tab w:val="center" w:pos="4680"/>
+        </w:tabs>
+        <w:spacing w:after="0"/>
+      </w:pPr>
+      <w:r>
+        <w:t>SLURM history</w:t>
+      </w:r>
+    </w:p>
+    <w:p>
+      <w:pPr>
+        <w:tabs>
+          <w:tab w:val="center" w:pos="4680"/>
+        </w:tabs>
+        <w:spacing w:after="0"/>
+      </w:pPr>
+    </w:p>
+    <w:p>
+      <w:pPr>
+        <w:tabs>
+          <w:tab w:val="center" w:pos="4680"/>
+        </w:tabs>
+        <w:spacing w:after="0"/>
+      </w:pPr>
+    </w:p>
+    <w:p>
+      <w:pPr>
+        <w:tabs>
+          <w:tab w:val="center" w:pos="4680"/>
+        </w:tabs>
+        <w:spacing w:after="0"/>
+      </w:pPr>
+      <w:r>
+        <w:t>R:</w:t>
+      </w:r>
+    </w:p>
+    <w:p>
+      <w:pPr>
+        <w:tabs>
+          <w:tab w:val="center" w:pos="4680"/>
+        </w:tabs>
+        <w:spacing w:after="0"/>
+      </w:pPr>
+      <w:r>
+        <w:t>wget https://cran.r-project.org/src/base/R-4/R-4.3.1.tar.gz</w:t>
+      </w:r>
+    </w:p>
+    <w:p>
+      <w:pPr>
+        <w:tabs>
+          <w:tab w:val="center" w:pos="4680"/>
+        </w:tabs>
+        <w:spacing w:after="0"/>
+      </w:pPr>
+      <w:r>
+        <w:t>tar -xzvf R-4.3.1.tar.gz</w:t>
+      </w:r>
+    </w:p>
+    <w:p>
+      <w:pPr>
+        <w:tabs>
+          <w:tab w:val="center" w:pos="4680"/>
+        </w:tabs>
+        <w:spacing w:after="0"/>
+      </w:pPr>
+      <w:r>
+        <w:t>cd R-4.3.1</w:t>
+      </w:r>
+    </w:p>
+    <w:p>
+      <w:pPr>
+        <w:tabs>
+          <w:tab w:val="center" w:pos="4680"/>
+        </w:tabs>
+        <w:spacing w:after="0"/>
+      </w:pPr>
+    </w:p>
+    <w:p>
+      <w:pPr>
+        <w:tabs>
+          <w:tab w:val="center" w:pos="4680"/>
+        </w:tabs>
+        <w:spacing w:after="0"/>
+      </w:pPr>
+      <w:r>
+        <w:lastRenderedPageBreak/>
+        <w:t>./configure --prefix=$HOME/local --with-blas="-L$HOME/local/lib -lopenblas" --with-lapack</w:t>
+      </w:r>
+    </w:p>
+    <w:p>
+      <w:pPr>
+        <w:tabs>
+          <w:tab w:val="center" w:pos="4680"/>
+        </w:tabs>
+        <w:spacing w:after="0"/>
+      </w:pPr>
+    </w:p>
+    <w:p>
+      <w:pPr>
+        <w:tabs>
+          <w:tab w:val="center" w:pos="4680"/>
+        </w:tabs>
+        <w:spacing w:after="0"/>
+      </w:pPr>
+      <w:r>
+        <w:t>make -j$(nproc)</w:t>
+      </w:r>
+    </w:p>
+    <w:p>
+      <w:pPr>
+        <w:tabs>
+          <w:tab w:val="center" w:pos="4680"/>
+        </w:tabs>
+        <w:spacing w:after="0"/>
+      </w:pPr>
+      <w:r>
+        <w:t>make install</w:t>
+      </w:r>
     </w:p>
     <w:p>
       <w:pPr>
@@ -1571,208 +1173,6 @@
           <w:bCs/>
           <w:u w:val="single"/>
         </w:rPr>
-        <w:t>Questions:</w:t>
-      </w:r>
-    </w:p>
-    <w:p>
-      <w:pPr>
-        <w:tabs>
-          <w:tab w:val="center" w:pos="4680"/>
-        </w:tabs>
-        <w:spacing w:after="0"/>
-      </w:pPr>
-      <w:r>
-        <w:t>SLURM history</w:t>
-      </w:r>
-    </w:p>
-    <w:p>
-      <w:pPr>
-        <w:tabs>
-          <w:tab w:val="center" w:pos="4680"/>
-        </w:tabs>
-        <w:spacing w:after="0"/>
-      </w:pPr>
-    </w:p>
-    <w:p>
-      <w:pPr>
-        <w:tabs>
-          <w:tab w:val="center" w:pos="4680"/>
-        </w:tabs>
-        <w:spacing w:after="0"/>
-      </w:pPr>
-    </w:p>
-    <w:p>
-      <w:pPr>
-        <w:tabs>
-          <w:tab w:val="center" w:pos="4680"/>
-        </w:tabs>
-        <w:spacing w:after="0"/>
-      </w:pPr>
-      <w:r>
-        <w:t>R:</w:t>
-      </w:r>
-    </w:p>
-    <w:p>
-      <w:pPr>
-        <w:tabs>
-          <w:tab w:val="center" w:pos="4680"/>
-        </w:tabs>
-        <w:spacing w:after="0"/>
-      </w:pPr>
-      <w:proofErr w:type="spellStart"/>
-      <w:r>
-        <w:t>wget</w:t>
-      </w:r>
-      <w:proofErr w:type="spellEnd"/>
-      <w:r>
-        <w:t xml:space="preserve"> https://cran.r-project.org/src/base/R-4/R-4.3.1.tar.gz</w:t>
-      </w:r>
-    </w:p>
-    <w:p>
-      <w:pPr>
-        <w:tabs>
-          <w:tab w:val="center" w:pos="4680"/>
-        </w:tabs>
-        <w:spacing w:after="0"/>
-      </w:pPr>
-      <w:r>
-        <w:t>tar -</w:t>
-      </w:r>
-      <w:proofErr w:type="spellStart"/>
-      <w:r>
-        <w:t>xzvf</w:t>
-      </w:r>
-      <w:proofErr w:type="spellEnd"/>
-      <w:r>
-        <w:t xml:space="preserve"> R-4.3.1.tar.gz</w:t>
-      </w:r>
-    </w:p>
-    <w:p>
-      <w:pPr>
-        <w:tabs>
-          <w:tab w:val="center" w:pos="4680"/>
-        </w:tabs>
-        <w:spacing w:after="0"/>
-      </w:pPr>
-      <w:r>
-        <w:t>cd R-4.3.1</w:t>
-      </w:r>
-    </w:p>
-    <w:p>
-      <w:pPr>
-        <w:tabs>
-          <w:tab w:val="center" w:pos="4680"/>
-        </w:tabs>
-        <w:spacing w:after="0"/>
-      </w:pPr>
-    </w:p>
-    <w:p>
-      <w:pPr>
-        <w:tabs>
-          <w:tab w:val="center" w:pos="4680"/>
-        </w:tabs>
-        <w:spacing w:after="0"/>
-      </w:pPr>
-      <w:proofErr w:type="gramStart"/>
-      <w:r>
-        <w:lastRenderedPageBreak/>
-        <w:t>./</w:t>
-      </w:r>
-      <w:proofErr w:type="gramEnd"/>
-      <w:r>
-        <w:t>configure --prefix=$HOME/local --with-</w:t>
-      </w:r>
-      <w:proofErr w:type="spellStart"/>
-      <w:r>
-        <w:t>blas</w:t>
-      </w:r>
-      <w:proofErr w:type="spellEnd"/>
-      <w:r>
-        <w:t>="-L$HOME/local/lib -</w:t>
-      </w:r>
-      <w:proofErr w:type="spellStart"/>
-      <w:r>
-        <w:t>lopenblas</w:t>
-      </w:r>
-      <w:proofErr w:type="spellEnd"/>
-      <w:r>
-        <w:t>" --with-</w:t>
-      </w:r>
-      <w:proofErr w:type="spellStart"/>
-      <w:r>
-        <w:t>lapack</w:t>
-      </w:r>
-      <w:proofErr w:type="spellEnd"/>
-    </w:p>
-    <w:p>
-      <w:pPr>
-        <w:tabs>
-          <w:tab w:val="center" w:pos="4680"/>
-        </w:tabs>
-        <w:spacing w:after="0"/>
-      </w:pPr>
-    </w:p>
-    <w:p>
-      <w:pPr>
-        <w:tabs>
-          <w:tab w:val="center" w:pos="4680"/>
-        </w:tabs>
-        <w:spacing w:after="0"/>
-      </w:pPr>
-      <w:r>
-        <w:t>make -j$(</w:t>
-      </w:r>
-      <w:proofErr w:type="spellStart"/>
-      <w:r>
-        <w:t>nproc</w:t>
-      </w:r>
-      <w:proofErr w:type="spellEnd"/>
-      <w:r>
-        <w:t>)</w:t>
-      </w:r>
-    </w:p>
-    <w:p>
-      <w:pPr>
-        <w:tabs>
-          <w:tab w:val="center" w:pos="4680"/>
-        </w:tabs>
-        <w:spacing w:after="0"/>
-      </w:pPr>
-      <w:r>
-        <w:t xml:space="preserve">make </w:t>
-      </w:r>
-      <w:proofErr w:type="gramStart"/>
-      <w:r>
-        <w:t>install</w:t>
-      </w:r>
-      <w:proofErr w:type="gramEnd"/>
-    </w:p>
-    <w:p>
-      <w:pPr>
-        <w:tabs>
-          <w:tab w:val="center" w:pos="4680"/>
-        </w:tabs>
-        <w:spacing w:after="0"/>
-      </w:pPr>
-    </w:p>
-    <w:p>
-      <w:pPr>
-        <w:tabs>
-          <w:tab w:val="center" w:pos="4680"/>
-        </w:tabs>
-        <w:spacing w:after="0"/>
-        <w:rPr>
-          <w:b/>
-          <w:bCs/>
-          <w:u w:val="single"/>
-        </w:rPr>
-      </w:pPr>
-      <w:r>
-        <w:rPr>
-          <w:b/>
-          <w:bCs/>
-          <w:u w:val="single"/>
-        </w:rPr>
         <w:t>Packages:</w:t>
       </w:r>
     </w:p>
@@ -1784,79 +1184,38 @@
         <w:spacing w:after="0"/>
       </w:pPr>
       <w:r>
-        <w:t xml:space="preserve">Set the </w:t>
-      </w:r>
-      <w:proofErr w:type="spellStart"/>
-      <w:r>
-        <w:t>libpath</w:t>
-      </w:r>
-      <w:proofErr w:type="spellEnd"/>
-    </w:p>
-    <w:p>
-      <w:pPr>
-        <w:tabs>
-          <w:tab w:val="center" w:pos="4680"/>
-        </w:tabs>
-        <w:spacing w:after="0"/>
-      </w:pPr>
-      <w:proofErr w:type="gramStart"/>
-      <w:r>
-        <w:t>.</w:t>
-      </w:r>
-      <w:proofErr w:type="spellStart"/>
-      <w:r>
-        <w:t>libPaths</w:t>
-      </w:r>
-      <w:proofErr w:type="spellEnd"/>
-      <w:proofErr w:type="gramEnd"/>
-      <w:r>
-        <w:t>("/</w:t>
-      </w:r>
-      <w:proofErr w:type="spellStart"/>
-      <w:r>
-        <w:t>mnt</w:t>
-      </w:r>
-      <w:proofErr w:type="spellEnd"/>
-      <w:r>
-        <w:t>/research/QFC/</w:t>
-      </w:r>
-      <w:proofErr w:type="spellStart"/>
-      <w:r>
-        <w:t>Rlibs</w:t>
-      </w:r>
-      <w:proofErr w:type="spellEnd"/>
-      <w:r>
-        <w:t>")</w:t>
-      </w:r>
-    </w:p>
-    <w:p>
-      <w:pPr>
-        <w:tabs>
-          <w:tab w:val="center" w:pos="4680"/>
-        </w:tabs>
-        <w:spacing w:after="0"/>
-      </w:pPr>
-    </w:p>
-    <w:p>
-      <w:pPr>
-        <w:tabs>
-          <w:tab w:val="center" w:pos="4680"/>
-        </w:tabs>
-        <w:spacing w:after="0"/>
-      </w:pPr>
-      <w:r>
-        <w:t xml:space="preserve">This </w:t>
-      </w:r>
-      <w:proofErr w:type="gramStart"/>
-      <w:r>
-        <w:t>overrides .</w:t>
-      </w:r>
-      <w:proofErr w:type="spellStart"/>
-      <w:r>
-        <w:t>Renviron</w:t>
-      </w:r>
-      <w:proofErr w:type="spellEnd"/>
-      <w:proofErr w:type="gramEnd"/>
+        <w:t>Set the libpath</w:t>
+      </w:r>
+    </w:p>
+    <w:p>
+      <w:pPr>
+        <w:tabs>
+          <w:tab w:val="center" w:pos="4680"/>
+        </w:tabs>
+        <w:spacing w:after="0"/>
+      </w:pPr>
+      <w:r>
+        <w:t>.libPaths("/mnt/research/QFC/Rlibs")</w:t>
+      </w:r>
+    </w:p>
+    <w:p>
+      <w:pPr>
+        <w:tabs>
+          <w:tab w:val="center" w:pos="4680"/>
+        </w:tabs>
+        <w:spacing w:after="0"/>
+      </w:pPr>
+    </w:p>
+    <w:p>
+      <w:pPr>
+        <w:tabs>
+          <w:tab w:val="center" w:pos="4680"/>
+        </w:tabs>
+        <w:spacing w:after="0"/>
+      </w:pPr>
+      <w:r>
+        <w:t>This overrides .Renviron</w:t>
+      </w:r>
     </w:p>
     <w:p>
       <w:pPr>
@@ -1915,25 +1274,15 @@
       <w:r>
         <w:t xml:space="preserve">or </w:t>
       </w:r>
-      <w:proofErr w:type="spellStart"/>
       <w:r>
         <w:t>r</w:t>
       </w:r>
       <w:r>
-        <w:t>naturalearth</w:t>
-      </w:r>
-      <w:proofErr w:type="spellEnd"/>
-      <w:r>
-        <w:t>)</w:t>
-      </w:r>
-      <w:r>
-        <w:t xml:space="preserve"> – need </w:t>
-      </w:r>
-      <w:proofErr w:type="spellStart"/>
-      <w:r>
-        <w:t>netCDF</w:t>
-      </w:r>
-      <w:proofErr w:type="spellEnd"/>
+        <w:t>naturalearth)</w:t>
+      </w:r>
+      <w:r>
+        <w:t xml:space="preserve"> – need netCDF</w:t>
+      </w:r>
     </w:p>
     <w:p>
       <w:pPr>
@@ -1942,13 +1291,8 @@
       <w:r>
         <w:t xml:space="preserve">module load </w:t>
       </w:r>
-      <w:proofErr w:type="spellStart"/>
-      <w:r>
-        <w:t>netCDF</w:t>
-      </w:r>
-      <w:proofErr w:type="spellEnd"/>
-      <w:r>
-        <w:t>/4.9.2-gompi-2023b</w:t>
+      <w:r>
+        <w:t>netCDF/4.9.2-gompi-2023b</w:t>
       </w:r>
     </w:p>
     <w:p>
@@ -1976,29 +1320,8 @@
       <w:pPr>
         <w:spacing w:after="0"/>
       </w:pPr>
-      <w:proofErr w:type="gramStart"/>
-      <w:r>
-        <w:t>install.packages</w:t>
-      </w:r>
-      <w:proofErr w:type="gramEnd"/>
-      <w:r>
-        <w:t>("INLA</w:t>
-      </w:r>
-      <w:proofErr w:type="gramStart"/>
-      <w:r>
-        <w:t>",repos</w:t>
-      </w:r>
-      <w:proofErr w:type="gramEnd"/>
-      <w:r>
-        <w:t>=c(getOption("repos"</w:t>
-      </w:r>
-      <w:proofErr w:type="gramStart"/>
-      <w:r>
-        <w:t>),INLA</w:t>
-      </w:r>
-      <w:proofErr w:type="gramEnd"/>
-      <w:r>
-        <w:t>="</w:t>
+      <w:r>
+        <w:t>install.packages("INLA",repos=c(getOption("repos"),INLA="</w:t>
       </w:r>
       <w:hyperlink r:id="rId6" w:history="1">
         <w:r>
@@ -2025,7 +1348,6 @@
           <w:bCs/>
         </w:rPr>
       </w:pPr>
-      <w:proofErr w:type="spellStart"/>
       <w:r>
         <w:rPr>
           <w:b/>
@@ -2033,76 +1355,34 @@
         </w:rPr>
         <w:t>rnaturalearthhires</w:t>
       </w:r>
-      <w:proofErr w:type="spellEnd"/>
-    </w:p>
-    <w:p>
-      <w:pPr>
-        <w:spacing w:after="0"/>
-      </w:pPr>
-      <w:proofErr w:type="gramStart"/>
-      <w:r>
-        <w:t>remotes::</w:t>
-      </w:r>
-      <w:proofErr w:type="spellStart"/>
-      <w:proofErr w:type="gramEnd"/>
-      <w:r>
-        <w:t>install_github</w:t>
-      </w:r>
-      <w:proofErr w:type="spellEnd"/>
-      <w:r>
-        <w:t>("</w:t>
-      </w:r>
-      <w:proofErr w:type="spellStart"/>
-      <w:r>
-        <w:t>ropensci</w:t>
-      </w:r>
-      <w:proofErr w:type="spellEnd"/>
-      <w:r>
-        <w:t>/</w:t>
-      </w:r>
-      <w:proofErr w:type="spellStart"/>
-      <w:r>
-        <w:t>rnaturalearthhires</w:t>
-      </w:r>
-      <w:proofErr w:type="spellEnd"/>
-      <w:r>
-        <w:t>")</w:t>
-      </w:r>
-    </w:p>
-    <w:p>
-      <w:pPr>
-        <w:spacing w:after="0"/>
-      </w:pPr>
-    </w:p>
-    <w:p>
-      <w:pPr>
-        <w:spacing w:after="0"/>
-      </w:pPr>
-      <w:proofErr w:type="spellStart"/>
-      <w:proofErr w:type="gramStart"/>
-      <w:r>
-        <w:t>install.packages</w:t>
-      </w:r>
-      <w:proofErr w:type="spellEnd"/>
-      <w:proofErr w:type="gramEnd"/>
-      <w:r>
-        <w:t>(</w:t>
-      </w:r>
-    </w:p>
-    <w:p>
-      <w:pPr>
-        <w:spacing w:after="0"/>
-      </w:pPr>
-      <w:r>
-        <w:t xml:space="preserve">  "</w:t>
-      </w:r>
-      <w:proofErr w:type="spellStart"/>
-      <w:r>
-        <w:t>rnaturalearthhires</w:t>
-      </w:r>
-      <w:proofErr w:type="spellEnd"/>
-      <w:r>
-        <w:t>",</w:t>
+    </w:p>
+    <w:p>
+      <w:pPr>
+        <w:spacing w:after="0"/>
+      </w:pPr>
+      <w:r>
+        <w:t>remotes::install_github("ropensci/rnaturalearthhires")</w:t>
+      </w:r>
+    </w:p>
+    <w:p>
+      <w:pPr>
+        <w:spacing w:after="0"/>
+      </w:pPr>
+    </w:p>
+    <w:p>
+      <w:pPr>
+        <w:spacing w:after="0"/>
+      </w:pPr>
+      <w:r>
+        <w:t>install.packages(</w:t>
+      </w:r>
+    </w:p>
+    <w:p>
+      <w:pPr>
+        <w:spacing w:after="0"/>
+      </w:pPr>
+      <w:r>
+        <w:t xml:space="preserve">  "rnaturalearthhires",</w:t>
       </w:r>
     </w:p>
     <w:p>
@@ -2138,7 +1418,6 @@
       <w:pPr>
         <w:spacing w:after="0"/>
       </w:pPr>
-      <w:proofErr w:type="spellStart"/>
       <w:r>
         <w:rPr>
           <w:b/>
@@ -2146,7 +1425,6 @@
         </w:rPr>
         <w:t>gsl</w:t>
       </w:r>
-      <w:proofErr w:type="spellEnd"/>
       <w:r>
         <w:t xml:space="preserve"> </w:t>
       </w:r>
@@ -2164,7 +1442,6 @@
       <w:pPr>
         <w:spacing w:after="0"/>
       </w:pPr>
-      <w:proofErr w:type="spellStart"/>
       <w:r>
         <w:rPr>
           <w:b/>
@@ -2172,7 +1449,6 @@
         </w:rPr>
         <w:t>runjags</w:t>
       </w:r>
-      <w:proofErr w:type="spellEnd"/>
       <w:r>
         <w:t xml:space="preserve"> </w:t>
       </w:r>
@@ -2186,15 +1462,7 @@
         <w:t>JAGS/4.3.2-foss-2023a</w:t>
       </w:r>
       <w:r>
-        <w:t xml:space="preserve"> (</w:t>
-      </w:r>
-      <w:proofErr w:type="gramStart"/>
-      <w:r>
-        <w:t>but,</w:t>
-      </w:r>
-      <w:proofErr w:type="gramEnd"/>
-      <w:r>
-        <w:t xml:space="preserve"> FOSS/2023b in already used – by what??)</w:t>
+        <w:t xml:space="preserve"> (but, FOSS/2023b in already used – by what??)</w:t>
       </w:r>
     </w:p>
     <w:p>
@@ -2239,51 +1507,15 @@
         <w:rPr>
           <w:rFonts w:ascii="Courier New" w:hAnsi="Courier New" w:cs="Courier New"/>
         </w:rPr>
-        <w:t>env -</w:t>
-      </w:r>
-      <w:proofErr w:type="spellStart"/>
-      <w:r>
-        <w:rPr>
-          <w:rFonts w:ascii="Courier New" w:hAnsi="Courier New" w:cs="Courier New"/>
-        </w:rPr>
-        <w:t>i</w:t>
-      </w:r>
-      <w:proofErr w:type="spellEnd"/>
-      <w:r>
-        <w:rPr>
-          <w:rFonts w:ascii="Courier New" w:hAnsi="Courier New" w:cs="Courier New"/>
-        </w:rPr>
-        <w:t xml:space="preserve"> HOME="$HOME" /</w:t>
-      </w:r>
-      <w:proofErr w:type="spellStart"/>
-      <w:r>
-        <w:rPr>
-          <w:rFonts w:ascii="Courier New" w:hAnsi="Courier New" w:cs="Courier New"/>
-        </w:rPr>
-        <w:t>usr</w:t>
-      </w:r>
-      <w:proofErr w:type="spellEnd"/>
-      <w:r>
-        <w:rPr>
-          <w:rFonts w:ascii="Courier New" w:hAnsi="Courier New" w:cs="Courier New"/>
-        </w:rPr>
-        <w:t>/bin/git push</w:t>
-      </w:r>
-    </w:p>
-    <w:p>
-      <w:pPr>
-        <w:spacing w:after="0"/>
-      </w:pPr>
-      <w:r>
-        <w:t xml:space="preserve">(and it will do </w:t>
-      </w:r>
-      <w:proofErr w:type="gramStart"/>
-      <w:r>
-        <w:t>an authentication</w:t>
-      </w:r>
-      <w:proofErr w:type="gramEnd"/>
-      <w:r>
-        <w:t>)</w:t>
+        <w:t>env -i HOME="$HOME" /usr/bin/git push</w:t>
+      </w:r>
+    </w:p>
+    <w:p>
+      <w:pPr>
+        <w:spacing w:after="0"/>
+      </w:pPr>
+      <w:r>
+        <w:t>(and it will do an authentication)</w:t>
       </w:r>
     </w:p>
     <w:p>
@@ -2382,31 +1614,15 @@
         <w:spacing w:after="0"/>
       </w:pPr>
       <w:r>
-        <w:t xml:space="preserve">         </w:t>
-      </w:r>
-      <w:proofErr w:type="spellStart"/>
-      <w:r>
-        <w:t>CMake</w:t>
-      </w:r>
-      <w:proofErr w:type="spellEnd"/>
-      <w:r>
-        <w:t>/3.27.6-GCCcore-13.2.0 \</w:t>
-      </w:r>
-    </w:p>
-    <w:p>
-      <w:pPr>
-        <w:spacing w:after="0"/>
-      </w:pPr>
-      <w:r>
-        <w:t xml:space="preserve">         </w:t>
-      </w:r>
-      <w:proofErr w:type="spellStart"/>
-      <w:r>
-        <w:t>libiconv</w:t>
-      </w:r>
-      <w:proofErr w:type="spellEnd"/>
-      <w:r>
-        <w:t>/1.17-GCCcore-13.2.0 \</w:t>
+        <w:t xml:space="preserve">         CMake/3.27.6-GCCcore-13.2.0 \</w:t>
+      </w:r>
+    </w:p>
+    <w:p>
+      <w:pPr>
+        <w:spacing w:after="0"/>
+      </w:pPr>
+      <w:r>
+        <w:t xml:space="preserve">         libiconv/1.17-GCCcore-13.2.0 \</w:t>
       </w:r>
     </w:p>
     <w:p>
@@ -2422,33 +1638,16 @@
         <w:spacing w:after="0"/>
       </w:pPr>
       <w:r>
-        <w:t xml:space="preserve">         </w:t>
-      </w:r>
-      <w:proofErr w:type="spellStart"/>
-      <w:r>
-        <w:t>powertools</w:t>
-      </w:r>
-      <w:proofErr w:type="spellEnd"/>
-      <w:r>
-        <w:t>; \</w:t>
-      </w:r>
-    </w:p>
-    <w:p>
-      <w:pPr>
-        <w:spacing w:after="0"/>
-      </w:pPr>
-      <w:r>
-        <w:t xml:space="preserve">         export R_LIBS_USER="/</w:t>
-      </w:r>
-      <w:proofErr w:type="spellStart"/>
-      <w:r>
-        <w:t>mnt</w:t>
-      </w:r>
-      <w:proofErr w:type="spellEnd"/>
-      <w:r>
-        <w:t>/home/</w:t>
-      </w:r>
-      <w:proofErr w:type="spellStart"/>
+        <w:t xml:space="preserve">         powertools; \</w:t>
+      </w:r>
+    </w:p>
+    <w:p>
+      <w:pPr>
+        <w:spacing w:after="0"/>
+      </w:pPr>
+      <w:r>
+        <w:t xml:space="preserve">         export R_LIBS_USER="/mnt/home/</w:t>
+      </w:r>
       <w:r>
         <w:rPr>
           <w:b/>
@@ -2458,44 +1657,142 @@
         </w:rPr>
         <w:t>belinsky</w:t>
       </w:r>
-      <w:proofErr w:type="spellEnd"/>
-      <w:r>
-        <w:t>/</w:t>
-      </w:r>
-      <w:proofErr w:type="spellStart"/>
-      <w:r>
-        <w:t>Rlibs</w:t>
-      </w:r>
-      <w:proofErr w:type="spellEnd"/>
-      <w:r>
-        <w:t xml:space="preserve">"'  </w:t>
-      </w:r>
-    </w:p>
-    <w:p>
-      <w:pPr>
-        <w:spacing w:after="0"/>
-      </w:pPr>
-    </w:p>
-    <w:p>
-      <w:pPr>
-        <w:spacing w:after="0"/>
-      </w:pPr>
-      <w:r>
-        <w:t xml:space="preserve">Make sure R_LIBS_USER is not set </w:t>
-      </w:r>
-      <w:proofErr w:type="gramStart"/>
-      <w:r>
-        <w:t xml:space="preserve">in </w:t>
-      </w:r>
-      <w:r>
-        <w:t>.</w:t>
-      </w:r>
-      <w:proofErr w:type="spellStart"/>
-      <w:r>
-        <w:t>Renviron</w:t>
-      </w:r>
-      <w:proofErr w:type="spellEnd"/>
-      <w:proofErr w:type="gramEnd"/>
+      <w:r>
+        <w:t xml:space="preserve">/Rlibs"'  </w:t>
+      </w:r>
+    </w:p>
+    <w:p>
+      <w:pPr>
+        <w:spacing w:after="0"/>
+      </w:pPr>
+    </w:p>
+    <w:p>
+      <w:pPr>
+        <w:spacing w:after="0"/>
+        <w:rPr>
+          <w:b/>
+          <w:bCs/>
+        </w:rPr>
+      </w:pPr>
+      <w:r>
+        <w:rPr>
+          <w:b/>
+          <w:bCs/>
+        </w:rPr>
+        <w:t xml:space="preserve">March 2026: </w:t>
+      </w:r>
+    </w:p>
+    <w:p>
+      <w:pPr>
+        <w:spacing w:after="0"/>
+      </w:pPr>
+      <w:r>
+        <w:t>R/4.5.1-gfbf-2025a</w:t>
+      </w:r>
+      <w:r>
+        <w:t xml:space="preserve">  (uses GCC 14.2)</w:t>
+      </w:r>
+    </w:p>
+    <w:p>
+      <w:pPr>
+        <w:pStyle w:val="ListParagraph"/>
+        <w:numPr>
+          <w:ilvl w:val="0"/>
+          <w:numId w:val="2"/>
+        </w:numPr>
+        <w:spacing w:after="0"/>
+      </w:pPr>
+      <w:r>
+        <w:t>Need to match GCC version R was built with:</w:t>
+      </w:r>
+    </w:p>
+    <w:p>
+      <w:pPr>
+        <w:pStyle w:val="ListParagraph"/>
+        <w:numPr>
+          <w:ilvl w:val="0"/>
+          <w:numId w:val="2"/>
+        </w:numPr>
+        <w:spacing w:after="0"/>
+      </w:pPr>
+      <w:r>
+        <w:t xml:space="preserve">module load R </w:t>
+      </w:r>
+    </w:p>
+    <w:p>
+      <w:pPr>
+        <w:pStyle w:val="ListParagraph"/>
+        <w:numPr>
+          <w:ilvl w:val="0"/>
+          <w:numId w:val="2"/>
+        </w:numPr>
+        <w:spacing w:after="0"/>
+      </w:pPr>
+      <w:r>
+        <w:t>gcc --version</w:t>
+      </w:r>
+    </w:p>
+    <w:p>
+      <w:pPr>
+        <w:spacing w:after="0"/>
+      </w:pPr>
+      <w:r>
+        <w:t>GDAL/3.11.1-foss-2025a</w:t>
+      </w:r>
+    </w:p>
+    <w:p>
+      <w:pPr>
+        <w:spacing w:after="0"/>
+      </w:pPr>
+      <w:r>
+        <w:t xml:space="preserve">UDUNITS/2.2.28-GCCcore-13.3.0 </w:t>
+      </w:r>
+      <w:r>
+        <w:t xml:space="preserve">    </w:t>
+      </w:r>
+      <w:r>
+        <w:t>UDUNITS/2.2.28-GCCcore-14.2.0</w:t>
+      </w:r>
+    </w:p>
+    <w:p>
+      <w:pPr>
+        <w:spacing w:after="0"/>
+      </w:pPr>
+      <w:r>
+        <w:t>CMake/3.29.3-GCCcore-13.3.0 CMake/3.31.3-GCCcore-14.2.0 CMake/3.31.8-GCCcore-12.3.0 CMake/4.0.3-GCCcore-14.3.0</w:t>
+      </w:r>
+    </w:p>
+    <w:p>
+      <w:pPr>
+        <w:spacing w:after="0"/>
+      </w:pPr>
+      <w:r>
+        <w:t>libiconv/1.18-GCCcore-14.2.0 libiconv/1.18-GCCcore-14.3.0</w:t>
+      </w:r>
+    </w:p>
+    <w:p>
+      <w:pPr>
+        <w:spacing w:after="0"/>
+      </w:pPr>
+      <w:r>
+        <w:t>git/2.45.1-GCCcore-13.3.0 git/2.49.0-GCCcore-14.2.0 git/2.50.1-GCCcore-14.3.0</w:t>
+      </w:r>
+    </w:p>
+    <w:p>
+      <w:pPr>
+        <w:spacing w:after="0"/>
+      </w:pPr>
+    </w:p>
+    <w:p>
+      <w:pPr>
+        <w:spacing w:after="0"/>
+      </w:pPr>
+      <w:r>
+        <w:t xml:space="preserve">Make sure R_LIBS_USER is not set in </w:t>
+      </w:r>
+      <w:r>
+        <w:t>.Renviron</w:t>
+      </w:r>
     </w:p>
     <w:p>
       <w:pPr>
@@ -2538,13 +1835,8 @@
         <w:spacing w:after="0"/>
       </w:pPr>
       <w:r>
-        <w:t xml:space="preserve">snippet </w:t>
-      </w:r>
-      <w:proofErr w:type="spellStart"/>
-      <w:r>
-        <w:t>rpath</w:t>
-      </w:r>
-      <w:proofErr w:type="spellEnd"/>
+        <w:t>snippet rpath</w:t>
+      </w:r>
     </w:p>
     <w:p>
       <w:pPr>
@@ -2552,46 +1844,21 @@
       </w:pPr>
       <w:r>
         <w:tab/>
-      </w:r>
-      <w:proofErr w:type="gramStart"/>
-      <w:r>
-        <w:t>.</w:t>
-      </w:r>
-      <w:proofErr w:type="spellStart"/>
-      <w:r>
-        <w:t>libPaths</w:t>
-      </w:r>
-      <w:proofErr w:type="spellEnd"/>
-      <w:proofErr w:type="gramEnd"/>
-      <w:r>
-        <w:t>("~/</w:t>
-      </w:r>
-      <w:proofErr w:type="spellStart"/>
-      <w:r>
-        <w:t>Rlibs</w:t>
-      </w:r>
-      <w:proofErr w:type="spellEnd"/>
-      <w:r>
-        <w:t>")</w:t>
-      </w:r>
-    </w:p>
-    <w:p>
-      <w:pPr>
-        <w:spacing w:after="0"/>
-      </w:pPr>
-    </w:p>
-    <w:p>
-      <w:pPr>
-        <w:spacing w:after="0"/>
-      </w:pPr>
-      <w:r>
-        <w:t xml:space="preserve">snippet </w:t>
-      </w:r>
-      <w:proofErr w:type="spellStart"/>
-      <w:r>
-        <w:t>qpath</w:t>
-      </w:r>
-      <w:proofErr w:type="spellEnd"/>
+        <w:t>.libPaths("~/Rlibs")</w:t>
+      </w:r>
+    </w:p>
+    <w:p>
+      <w:pPr>
+        <w:spacing w:after="0"/>
+      </w:pPr>
+    </w:p>
+    <w:p>
+      <w:pPr>
+        <w:spacing w:after="0"/>
+      </w:pPr>
+      <w:r>
+        <w:t>snippet qpath</w:t>
+      </w:r>
     </w:p>
     <w:p>
       <w:pPr>
@@ -2599,35 +1866,7 @@
       </w:pPr>
       <w:r>
         <w:tab/>
-      </w:r>
-      <w:proofErr w:type="gramStart"/>
-      <w:r>
-        <w:t>.</w:t>
-      </w:r>
-      <w:proofErr w:type="spellStart"/>
-      <w:r>
-        <w:t>libPaths</w:t>
-      </w:r>
-      <w:proofErr w:type="spellEnd"/>
-      <w:proofErr w:type="gramEnd"/>
-      <w:r>
-        <w:t>("/</w:t>
-      </w:r>
-      <w:proofErr w:type="spellStart"/>
-      <w:r>
-        <w:t>mnt</w:t>
-      </w:r>
-      <w:proofErr w:type="spellEnd"/>
-      <w:r>
-        <w:t>/research/QFC/</w:t>
-      </w:r>
-      <w:proofErr w:type="spellStart"/>
-      <w:r>
-        <w:t>Rlibs</w:t>
-      </w:r>
-      <w:proofErr w:type="spellEnd"/>
-      <w:r>
-        <w:t>")</w:t>
+        <w:t>.libPaths("/mnt/research/QFC/Rlibs")</w:t>
       </w:r>
     </w:p>
     <w:sectPr>
